--- a/1-2026-2027/3-M/1-Semester-1/2-/4- اوراق عمل/مهارات رقمية - ثالث متوسط - اسبوع 2.docx
+++ b/1-2026-2027/3-M/1-Semester-1/2-/4- اوراق عمل/مهارات رقمية - ثالث متوسط - اسبوع 2.docx
@@ -10,6 +10,79 @@
           <w:rtl/>
         </w:rPr>
       </w:pPr>
+      <w:r>
+        <w:rPr>
+          <w:noProof/>
+          <w:sz w:val="36"/>
+          <w:szCs w:val="36"/>
+          <w:rtl/>
+          <w:lang w:val="ar-SA"/>
+        </w:rPr>
+        <w:drawing>
+          <wp:anchor distT="0" distB="0" distL="114300" distR="114300" simplePos="0" relativeHeight="251658240" behindDoc="0" locked="0" layoutInCell="1" allowOverlap="1" wp14:anchorId="477B84CD" wp14:editId="36B3BEBD">
+            <wp:simplePos x="0" y="0"/>
+            <wp:positionH relativeFrom="column">
+              <wp:posOffset>-274320</wp:posOffset>
+            </wp:positionH>
+            <wp:positionV relativeFrom="paragraph">
+              <wp:posOffset>-48895</wp:posOffset>
+            </wp:positionV>
+            <wp:extent cx="7208520" cy="8129270"/>
+            <wp:effectExtent l="0" t="0" r="0" b="5080"/>
+            <wp:wrapNone/>
+            <wp:docPr id="1686119005" name="Picture 2"/>
+            <wp:cNvGraphicFramePr>
+              <a:graphicFrameLocks xmlns:a="http://schemas.openxmlformats.org/drawingml/2006/main" noChangeAspect="1"/>
+            </wp:cNvGraphicFramePr>
+            <a:graphic xmlns:a="http://schemas.openxmlformats.org/drawingml/2006/main">
+              <a:graphicData uri="http://schemas.openxmlformats.org/drawingml/2006/picture">
+                <pic:pic xmlns:pic="http://schemas.openxmlformats.org/drawingml/2006/picture">
+                  <pic:nvPicPr>
+                    <pic:cNvPr id="1686119005" name="Picture 1686119005"/>
+                    <pic:cNvPicPr/>
+                  </pic:nvPicPr>
+                  <pic:blipFill rotWithShape="1">
+                    <a:blip r:embed="rId8">
+                      <a:extLst>
+                        <a:ext uri="{28A0092B-C50C-407E-A947-70E740481C1C}">
+                          <a14:useLocalDpi xmlns:a14="http://schemas.microsoft.com/office/drawing/2010/main" val="0"/>
+                        </a:ext>
+                      </a:extLst>
+                    </a:blip>
+                    <a:srcRect t="5315" b="43338"/>
+                    <a:stretch>
+                      <a:fillRect/>
+                    </a:stretch>
+                  </pic:blipFill>
+                  <pic:spPr bwMode="auto">
+                    <a:xfrm>
+                      <a:off x="0" y="0"/>
+                      <a:ext cx="7220574" cy="8142864"/>
+                    </a:xfrm>
+                    <a:prstGeom prst="rect">
+                      <a:avLst/>
+                    </a:prstGeom>
+                    <a:ln>
+                      <a:noFill/>
+                    </a:ln>
+                    <a:extLst>
+                      <a:ext uri="{53640926-AAD7-44D8-BBD7-CCE9431645EC}">
+                        <a14:shadowObscured xmlns:a14="http://schemas.microsoft.com/office/drawing/2010/main"/>
+                      </a:ext>
+                    </a:extLst>
+                  </pic:spPr>
+                </pic:pic>
+              </a:graphicData>
+            </a:graphic>
+            <wp14:sizeRelH relativeFrom="margin">
+              <wp14:pctWidth>0</wp14:pctWidth>
+            </wp14:sizeRelH>
+            <wp14:sizeRelV relativeFrom="margin">
+              <wp14:pctHeight>0</wp14:pctHeight>
+            </wp14:sizeRelV>
+          </wp:anchor>
+        </w:drawing>
+      </w:r>
     </w:p>
     <w:p>
       <w:pPr>
@@ -185,12 +258,8 @@
       </w:r>
     </w:p>
     <w:sectPr>
-      <w:headerReference w:type="even" r:id="rId8"/>
       <w:headerReference w:type="default" r:id="rId9"/>
-      <w:footerReference w:type="even" r:id="rId10"/>
-      <w:footerReference w:type="default" r:id="rId11"/>
-      <w:headerReference w:type="first" r:id="rId12"/>
-      <w:footerReference w:type="first" r:id="rId13"/>
+      <w:footerReference w:type="default" r:id="rId10"/>
       <w:pgSz w:w="11906" w:h="16838"/>
       <w:pgMar w:top="720" w:right="720" w:bottom="720" w:left="720" w:header="708" w:footer="708" w:gutter="0"/>
       <w:pgBorders w:offsetFrom="page">
@@ -234,16 +303,6 @@
 </file>
 
 <file path=word/footer1.xml><?xml version="1.0" encoding="utf-8"?>
-<w:ftr xmlns:wpc="http://schemas.microsoft.com/office/word/2010/wordprocessingCanvas" xmlns:cx="http://schemas.microsoft.com/office/drawing/2014/chartex" xmlns:cx1="http://schemas.microsoft.com/office/drawing/2015/9/8/chartex" xmlns:cx2="http://schemas.microsoft.com/office/drawing/2015/10/21/chartex" xmlns:cx3="http://schemas.microsoft.com/office/drawing/2016/5/9/chartex" xmlns:cx4="http://schemas.microsoft.com/office/drawing/2016/5/10/chartex" xmlns:cx5="http://schemas.microsoft.com/office/drawing/2016/5/11/chartex" xmlns:cx6="http://schemas.microsoft.com/office/drawing/2016/5/12/chartex" xmlns:cx7="http://schemas.microsoft.com/office/drawing/2016/5/13/chartex" xmlns:cx8="http://schemas.microsoft.com/office/drawing/2016/5/14/chartex" xmlns:mc="http://schemas.openxmlformats.org/markup-compatibility/2006" xmlns:aink="http://schemas.microsoft.com/office/drawing/2016/ink" xmlns:am3d="http://schemas.microsoft.com/office/drawing/2017/model3d" xmlns:o="urn:schemas-microsoft-com:office:office" xmlns:oel="http://schemas.microsoft.com/office/2019/extlst" xmlns:r="http://schemas.openxmlformats.org/officeDocument/2006/relationships" xmlns:m="http://schemas.openxmlformats.org/officeDocument/2006/math" xmlns:v="urn:schemas-microsoft-com:vml" xmlns:wp14="http://schemas.microsoft.com/office/word/2010/wordprocessingDrawing" xmlns:wp="http://schemas.openxmlformats.org/drawingml/2006/wordprocessingDrawing" xmlns:w10="urn:schemas-microsoft-com:office:word" xmlns:w="http://schemas.openxmlformats.org/wordprocessingml/2006/main" xmlns:w14="http://schemas.microsoft.com/office/word/2010/wordml" xmlns:w15="http://schemas.microsoft.com/office/word/2012/wordml" xmlns:w16cex="http://schemas.microsoft.com/office/word/2018/wordml/cex" xmlns:w16cid="http://schemas.microsoft.com/office/word/2016/wordml/cid" xmlns:w16="http://schemas.microsoft.com/office/word/2018/wordml" xmlns:w16du="http://schemas.microsoft.com/office/word/2023/wordml/word16du" xmlns:w16sdtdh="http://schemas.microsoft.com/office/word/2020/wordml/sdtdatahash" xmlns:w16sdtfl="http://schemas.microsoft.com/office/word/2024/wordml/sdtformatlock" xmlns:w16se="http://schemas.microsoft.com/office/word/2015/wordml/symex" xmlns:wpg="http://schemas.microsoft.com/office/word/2010/wordprocessingGroup" xmlns:wpi="http://schemas.microsoft.com/office/word/2010/wordprocessingInk" xmlns:wne="http://schemas.microsoft.com/office/word/2006/wordml" xmlns:wps="http://schemas.microsoft.com/office/word/2010/wordprocessingShape" mc:Ignorable="w14 w15 w16se w16cid w16 w16cex w16sdtdh w16sdtfl w16du wp14">
-  <w:p>
-    <w:pPr>
-      <w:pStyle w:val="Footer"/>
-    </w:pPr>
-  </w:p>
-</w:ftr>
-</file>
-
-<file path=word/footer2.xml><?xml version="1.0" encoding="utf-8"?>
 <w:ftr xmlns:wpc="http://schemas.microsoft.com/office/word/2010/wordprocessingCanvas" xmlns:cx="http://schemas.microsoft.com/office/drawing/2014/chartex" xmlns:cx1="http://schemas.microsoft.com/office/drawing/2015/9/8/chartex" xmlns:cx2="http://schemas.microsoft.com/office/drawing/2015/10/21/chartex" xmlns:cx3="http://schemas.microsoft.com/office/drawing/2016/5/9/chartex" xmlns:cx4="http://schemas.microsoft.com/office/drawing/2016/5/10/chartex" xmlns:cx5="http://schemas.microsoft.com/office/drawing/2016/5/11/chartex" xmlns:cx6="http://schemas.microsoft.com/office/drawing/2016/5/12/chartex" xmlns:cx7="http://schemas.microsoft.com/office/drawing/2016/5/13/chartex" xmlns:cx8="http://schemas.microsoft.com/office/drawing/2016/5/14/chartex" xmlns:mc="http://schemas.openxmlformats.org/markup-compatibility/2006" xmlns:aink="http://schemas.microsoft.com/office/drawing/2016/ink" xmlns:am3d="http://schemas.microsoft.com/office/drawing/2017/model3d" xmlns:o="urn:schemas-microsoft-com:office:office" xmlns:oel="http://schemas.microsoft.com/office/2019/extlst" xmlns:r="http://schemas.openxmlformats.org/officeDocument/2006/relationships" xmlns:m="http://schemas.openxmlformats.org/officeDocument/2006/math" xmlns:v="urn:schemas-microsoft-com:vml" xmlns:wp14="http://schemas.microsoft.com/office/word/2010/wordprocessingDrawing" xmlns:wp="http://schemas.openxmlformats.org/drawingml/2006/wordprocessingDrawing" xmlns:w10="urn:schemas-microsoft-com:office:word" xmlns:w="http://schemas.openxmlformats.org/wordprocessingml/2006/main" xmlns:w14="http://schemas.microsoft.com/office/word/2010/wordml" xmlns:w15="http://schemas.microsoft.com/office/word/2012/wordml" xmlns:w16cex="http://schemas.microsoft.com/office/word/2018/wordml/cex" xmlns:w16cid="http://schemas.microsoft.com/office/word/2016/wordml/cid" xmlns:w16="http://schemas.microsoft.com/office/word/2018/wordml" xmlns:w16du="http://schemas.microsoft.com/office/word/2023/wordml/word16du" xmlns:w16sdtdh="http://schemas.microsoft.com/office/word/2020/wordml/sdtdatahash" xmlns:w16sdtfl="http://schemas.microsoft.com/office/word/2024/wordml/sdtformatlock" xmlns:w16se="http://schemas.microsoft.com/office/word/2015/wordml/symex" xmlns:wpg="http://schemas.microsoft.com/office/word/2010/wordprocessingGroup" xmlns:wpi="http://schemas.microsoft.com/office/word/2010/wordprocessingInk" xmlns:wne="http://schemas.microsoft.com/office/word/2006/wordml" xmlns:wps="http://schemas.microsoft.com/office/word/2010/wordprocessingShape" mc:Ignorable="w14 w15 w16se w16cid w16 w16cex w16sdtdh w16sdtfl w16du wp14">
   <w:tbl>
     <w:tblPr>
@@ -367,16 +426,6 @@
 </w:ftr>
 </file>
 
-<file path=word/footer3.xml><?xml version="1.0" encoding="utf-8"?>
-<w:ftr xmlns:wpc="http://schemas.microsoft.com/office/word/2010/wordprocessingCanvas" xmlns:cx="http://schemas.microsoft.com/office/drawing/2014/chartex" xmlns:cx1="http://schemas.microsoft.com/office/drawing/2015/9/8/chartex" xmlns:cx2="http://schemas.microsoft.com/office/drawing/2015/10/21/chartex" xmlns:cx3="http://schemas.microsoft.com/office/drawing/2016/5/9/chartex" xmlns:cx4="http://schemas.microsoft.com/office/drawing/2016/5/10/chartex" xmlns:cx5="http://schemas.microsoft.com/office/drawing/2016/5/11/chartex" xmlns:cx6="http://schemas.microsoft.com/office/drawing/2016/5/12/chartex" xmlns:cx7="http://schemas.microsoft.com/office/drawing/2016/5/13/chartex" xmlns:cx8="http://schemas.microsoft.com/office/drawing/2016/5/14/chartex" xmlns:mc="http://schemas.openxmlformats.org/markup-compatibility/2006" xmlns:aink="http://schemas.microsoft.com/office/drawing/2016/ink" xmlns:am3d="http://schemas.microsoft.com/office/drawing/2017/model3d" xmlns:o="urn:schemas-microsoft-com:office:office" xmlns:oel="http://schemas.microsoft.com/office/2019/extlst" xmlns:r="http://schemas.openxmlformats.org/officeDocument/2006/relationships" xmlns:m="http://schemas.openxmlformats.org/officeDocument/2006/math" xmlns:v="urn:schemas-microsoft-com:vml" xmlns:wp14="http://schemas.microsoft.com/office/word/2010/wordprocessingDrawing" xmlns:wp="http://schemas.openxmlformats.org/drawingml/2006/wordprocessingDrawing" xmlns:w10="urn:schemas-microsoft-com:office:word" xmlns:w="http://schemas.openxmlformats.org/wordprocessingml/2006/main" xmlns:w14="http://schemas.microsoft.com/office/word/2010/wordml" xmlns:w15="http://schemas.microsoft.com/office/word/2012/wordml" xmlns:w16cex="http://schemas.microsoft.com/office/word/2018/wordml/cex" xmlns:w16cid="http://schemas.microsoft.com/office/word/2016/wordml/cid" xmlns:w16="http://schemas.microsoft.com/office/word/2018/wordml" xmlns:w16du="http://schemas.microsoft.com/office/word/2023/wordml/word16du" xmlns:w16sdtdh="http://schemas.microsoft.com/office/word/2020/wordml/sdtdatahash" xmlns:w16sdtfl="http://schemas.microsoft.com/office/word/2024/wordml/sdtformatlock" xmlns:w16se="http://schemas.microsoft.com/office/word/2015/wordml/symex" xmlns:wpg="http://schemas.microsoft.com/office/word/2010/wordprocessingGroup" xmlns:wpi="http://schemas.microsoft.com/office/word/2010/wordprocessingInk" xmlns:wne="http://schemas.microsoft.com/office/word/2006/wordml" xmlns:wps="http://schemas.microsoft.com/office/word/2010/wordprocessingShape" mc:Ignorable="w14 w15 w16se w16cid w16 w16cex w16sdtdh w16sdtfl w16du wp14">
-  <w:p>
-    <w:pPr>
-      <w:pStyle w:val="Footer"/>
-    </w:pPr>
-  </w:p>
-</w:ftr>
-</file>
-
 <file path=word/footnotes.xml><?xml version="1.0" encoding="utf-8"?>
 <w:footnotes xmlns:wpc="http://schemas.microsoft.com/office/word/2010/wordprocessingCanvas" xmlns:cx="http://schemas.microsoft.com/office/drawing/2014/chartex" xmlns:cx1="http://schemas.microsoft.com/office/drawing/2015/9/8/chartex" xmlns:cx2="http://schemas.microsoft.com/office/drawing/2015/10/21/chartex" xmlns:cx3="http://schemas.microsoft.com/office/drawing/2016/5/9/chartex" xmlns:cx4="http://schemas.microsoft.com/office/drawing/2016/5/10/chartex" xmlns:cx5="http://schemas.microsoft.com/office/drawing/2016/5/11/chartex" xmlns:cx6="http://schemas.microsoft.com/office/drawing/2016/5/12/chartex" xmlns:cx7="http://schemas.microsoft.com/office/drawing/2016/5/13/chartex" xmlns:cx8="http://schemas.microsoft.com/office/drawing/2016/5/14/chartex" xmlns:mc="http://schemas.openxmlformats.org/markup-compatibility/2006" xmlns:aink="http://schemas.microsoft.com/office/drawing/2016/ink" xmlns:am3d="http://schemas.microsoft.com/office/drawing/2017/model3d" xmlns:o="urn:schemas-microsoft-com:office:office" xmlns:oel="http://schemas.microsoft.com/office/2019/extlst" xmlns:r="http://schemas.openxmlformats.org/officeDocument/2006/relationships" xmlns:m="http://schemas.openxmlformats.org/officeDocument/2006/math" xmlns:v="urn:schemas-microsoft-com:vml" xmlns:wp14="http://schemas.microsoft.com/office/word/2010/wordprocessingDrawing" xmlns:wp="http://schemas.openxmlformats.org/drawingml/2006/wordprocessingDrawing" xmlns:w10="urn:schemas-microsoft-com:office:word" xmlns:w="http://schemas.openxmlformats.org/wordprocessingml/2006/main" xmlns:w14="http://schemas.microsoft.com/office/word/2010/wordml" xmlns:w15="http://schemas.microsoft.com/office/word/2012/wordml" xmlns:w16cex="http://schemas.microsoft.com/office/word/2018/wordml/cex" xmlns:w16cid="http://schemas.microsoft.com/office/word/2016/wordml/cid" xmlns:w16="http://schemas.microsoft.com/office/word/2018/wordml" xmlns:w16du="http://schemas.microsoft.com/office/word/2023/wordml/word16du" xmlns:w16sdtdh="http://schemas.microsoft.com/office/word/2020/wordml/sdtdatahash" xmlns:w16sdtfl="http://schemas.microsoft.com/office/word/2024/wordml/sdtformatlock" xmlns:w16se="http://schemas.microsoft.com/office/word/2015/wordml/symex" xmlns:wpg="http://schemas.microsoft.com/office/word/2010/wordprocessingGroup" xmlns:wpi="http://schemas.microsoft.com/office/word/2010/wordprocessingInk" xmlns:wne="http://schemas.microsoft.com/office/word/2006/wordml" xmlns:wps="http://schemas.microsoft.com/office/word/2010/wordprocessingShape" mc:Ignorable="w14 w15 w16se w16cid w16 w16cex w16sdtdh w16sdtfl w16du wp14">
   <w:footnote w:type="separator" w:id="-1">
@@ -403,16 +452,6 @@
 </file>
 
 <file path=word/header1.xml><?xml version="1.0" encoding="utf-8"?>
-<w:hdr xmlns:wpc="http://schemas.microsoft.com/office/word/2010/wordprocessingCanvas" xmlns:cx="http://schemas.microsoft.com/office/drawing/2014/chartex" xmlns:cx1="http://schemas.microsoft.com/office/drawing/2015/9/8/chartex" xmlns:cx2="http://schemas.microsoft.com/office/drawing/2015/10/21/chartex" xmlns:cx3="http://schemas.microsoft.com/office/drawing/2016/5/9/chartex" xmlns:cx4="http://schemas.microsoft.com/office/drawing/2016/5/10/chartex" xmlns:cx5="http://schemas.microsoft.com/office/drawing/2016/5/11/chartex" xmlns:cx6="http://schemas.microsoft.com/office/drawing/2016/5/12/chartex" xmlns:cx7="http://schemas.microsoft.com/office/drawing/2016/5/13/chartex" xmlns:cx8="http://schemas.microsoft.com/office/drawing/2016/5/14/chartex" xmlns:mc="http://schemas.openxmlformats.org/markup-compatibility/2006" xmlns:aink="http://schemas.microsoft.com/office/drawing/2016/ink" xmlns:am3d="http://schemas.microsoft.com/office/drawing/2017/model3d" xmlns:o="urn:schemas-microsoft-com:office:office" xmlns:oel="http://schemas.microsoft.com/office/2019/extlst" xmlns:r="http://schemas.openxmlformats.org/officeDocument/2006/relationships" xmlns:m="http://schemas.openxmlformats.org/officeDocument/2006/math" xmlns:v="urn:schemas-microsoft-com:vml" xmlns:wp14="http://schemas.microsoft.com/office/word/2010/wordprocessingDrawing" xmlns:wp="http://schemas.openxmlformats.org/drawingml/2006/wordprocessingDrawing" xmlns:w10="urn:schemas-microsoft-com:office:word" xmlns:w="http://schemas.openxmlformats.org/wordprocessingml/2006/main" xmlns:w14="http://schemas.microsoft.com/office/word/2010/wordml" xmlns:w15="http://schemas.microsoft.com/office/word/2012/wordml" xmlns:w16cex="http://schemas.microsoft.com/office/word/2018/wordml/cex" xmlns:w16cid="http://schemas.microsoft.com/office/word/2016/wordml/cid" xmlns:w16="http://schemas.microsoft.com/office/word/2018/wordml" xmlns:w16du="http://schemas.microsoft.com/office/word/2023/wordml/word16du" xmlns:w16sdtdh="http://schemas.microsoft.com/office/word/2020/wordml/sdtdatahash" xmlns:w16sdtfl="http://schemas.microsoft.com/office/word/2024/wordml/sdtformatlock" xmlns:w16se="http://schemas.microsoft.com/office/word/2015/wordml/symex" xmlns:wpg="http://schemas.microsoft.com/office/word/2010/wordprocessingGroup" xmlns:wpi="http://schemas.microsoft.com/office/word/2010/wordprocessingInk" xmlns:wne="http://schemas.microsoft.com/office/word/2006/wordml" xmlns:wps="http://schemas.microsoft.com/office/word/2010/wordprocessingShape" mc:Ignorable="w14 w15 w16se w16cid w16 w16cex w16sdtdh w16sdtfl w16du wp14">
-  <w:p>
-    <w:pPr>
-      <w:pStyle w:val="Header"/>
-    </w:pPr>
-  </w:p>
-</w:hdr>
-</file>
-
-<file path=word/header2.xml><?xml version="1.0" encoding="utf-8"?>
 <w:hdr xmlns:wpc="http://schemas.microsoft.com/office/word/2010/wordprocessingCanvas" xmlns:cx="http://schemas.microsoft.com/office/drawing/2014/chartex" xmlns:cx1="http://schemas.microsoft.com/office/drawing/2015/9/8/chartex" xmlns:cx2="http://schemas.microsoft.com/office/drawing/2015/10/21/chartex" xmlns:cx3="http://schemas.microsoft.com/office/drawing/2016/5/9/chartex" xmlns:cx4="http://schemas.microsoft.com/office/drawing/2016/5/10/chartex" xmlns:cx5="http://schemas.microsoft.com/office/drawing/2016/5/11/chartex" xmlns:cx6="http://schemas.microsoft.com/office/drawing/2016/5/12/chartex" xmlns:cx7="http://schemas.microsoft.com/office/drawing/2016/5/13/chartex" xmlns:cx8="http://schemas.microsoft.com/office/drawing/2016/5/14/chartex" xmlns:mc="http://schemas.openxmlformats.org/markup-compatibility/2006" xmlns:aink="http://schemas.microsoft.com/office/drawing/2016/ink" xmlns:am3d="http://schemas.microsoft.com/office/drawing/2017/model3d" xmlns:o="urn:schemas-microsoft-com:office:office" xmlns:oel="http://schemas.microsoft.com/office/2019/extlst" xmlns:r="http://schemas.openxmlformats.org/officeDocument/2006/relationships" xmlns:m="http://schemas.openxmlformats.org/officeDocument/2006/math" xmlns:v="urn:schemas-microsoft-com:vml" xmlns:wp14="http://schemas.microsoft.com/office/word/2010/wordprocessingDrawing" xmlns:wp="http://schemas.openxmlformats.org/drawingml/2006/wordprocessingDrawing" xmlns:w10="urn:schemas-microsoft-com:office:word" xmlns:w="http://schemas.openxmlformats.org/wordprocessingml/2006/main" xmlns:w14="http://schemas.microsoft.com/office/word/2010/wordml" xmlns:w15="http://schemas.microsoft.com/office/word/2012/wordml" xmlns:w16cex="http://schemas.microsoft.com/office/word/2018/wordml/cex" xmlns:w16cid="http://schemas.microsoft.com/office/word/2016/wordml/cid" xmlns:w16="http://schemas.microsoft.com/office/word/2018/wordml" xmlns:w16du="http://schemas.microsoft.com/office/word/2023/wordml/word16du" xmlns:w16sdtdh="http://schemas.microsoft.com/office/word/2020/wordml/sdtdatahash" xmlns:w16sdtfl="http://schemas.microsoft.com/office/word/2024/wordml/sdtformatlock" xmlns:w16se="http://schemas.microsoft.com/office/word/2015/wordml/symex" xmlns:wpg="http://schemas.microsoft.com/office/word/2010/wordprocessingGroup" xmlns:wpi="http://schemas.microsoft.com/office/word/2010/wordprocessingInk" xmlns:wne="http://schemas.microsoft.com/office/word/2006/wordml" xmlns:wps="http://schemas.microsoft.com/office/word/2010/wordprocessingShape" mc:Ignorable="w14 w15 w16se w16cid w16 w16cex w16sdtdh w16sdtfl w16du wp14">
   <w:p>
     <w:pPr>
@@ -519,6 +558,56 @@
                               <w:bCs/>
                               <w:sz w:val="20"/>
                               <w:szCs w:val="20"/>
+                              <w:lang w:eastAsia="ar-SA"/>
+                            </w:rPr>
+                          </w:pPr>
+                          <w:r>
+                            <w:rPr>
+                              <w:rFonts w:ascii="Times New Roman" w:eastAsia="Times New Roman" w:hAnsi="Times New Roman" w:cs="AL-Mohanad Bold"/>
+                              <w:b/>
+                              <w:bCs/>
+                              <w:sz w:val="20"/>
+                              <w:szCs w:val="20"/>
+                              <w:rtl/>
+                              <w:lang w:eastAsia="ar-SA"/>
+                            </w:rPr>
+                            <w:t>الصف الثا</w:t>
+                          </w:r>
+                          <w:r>
+                            <w:rPr>
+                              <w:rFonts w:ascii="Times New Roman" w:eastAsia="Times New Roman" w:hAnsi="Times New Roman" w:cs="AL-Mohanad Bold" w:hint="cs"/>
+                              <w:b/>
+                              <w:bCs/>
+                              <w:sz w:val="20"/>
+                              <w:szCs w:val="20"/>
+                              <w:rtl/>
+                              <w:lang w:eastAsia="ar-SA"/>
+                            </w:rPr>
+                            <w:t>لث</w:t>
+                          </w:r>
+                          <w:r>
+                            <w:rPr>
+                              <w:rFonts w:ascii="Times New Roman" w:eastAsia="Times New Roman" w:hAnsi="Times New Roman" w:cs="AL-Mohanad Bold"/>
+                              <w:b/>
+                              <w:bCs/>
+                              <w:sz w:val="20"/>
+                              <w:szCs w:val="20"/>
+                              <w:rtl/>
+                              <w:lang w:eastAsia="ar-SA"/>
+                            </w:rPr>
+                            <w:t xml:space="preserve"> المتوسط</w:t>
+                          </w:r>
+                        </w:p>
+                        <w:p>
+                          <w:pPr>
+                            <w:spacing w:after="0" w:line="240" w:lineRule="auto"/>
+                            <w:jc w:val="center"/>
+                            <w:rPr>
+                              <w:rFonts w:ascii="Times New Roman" w:eastAsia="Times New Roman" w:hAnsi="Times New Roman" w:cs="AL-Mohanad Bold"/>
+                              <w:b/>
+                              <w:bCs/>
+                              <w:sz w:val="20"/>
+                              <w:szCs w:val="20"/>
                               <w:rtl/>
                               <w:lang w:eastAsia="ar-SA"/>
                             </w:rPr>
@@ -533,7 +622,58 @@
                               <w:rtl/>
                               <w:lang w:eastAsia="ar-SA"/>
                             </w:rPr>
-                            <w:t>الصف الثالث المتوسط</w:t>
+                            <w:t>الفصل الدراسي الأول 1448 هـ</w:t>
+                          </w:r>
+                        </w:p>
+                        <w:p>
+                          <w:pPr>
+                            <w:spacing w:after="0" w:line="240" w:lineRule="auto"/>
+                            <w:jc w:val="center"/>
+                            <w:rPr>
+                              <w:rFonts w:ascii="Times New Roman" w:eastAsia="Times New Roman" w:hAnsi="Times New Roman" w:cs="AL-Mohanad Bold"/>
+                              <w:b/>
+                              <w:bCs/>
+                              <w:sz w:val="20"/>
+                              <w:szCs w:val="20"/>
+                              <w:rtl/>
+                              <w:lang w:eastAsia="ar-SA"/>
+                            </w:rPr>
+                          </w:pPr>
+                          <w:r>
+                            <w:rPr>
+                              <w:rFonts w:ascii="Times New Roman" w:eastAsia="Times New Roman" w:hAnsi="Times New Roman" w:cs="AL-Mohanad Bold"/>
+                              <w:b/>
+                              <w:bCs/>
+                              <w:sz w:val="20"/>
+                              <w:szCs w:val="20"/>
+                              <w:rtl/>
+                              <w:lang w:eastAsia="ar-SA"/>
+                            </w:rPr>
+                            <w:t xml:space="preserve">ورقة رقم ( </w:t>
+                          </w:r>
+                          <w:r>
+                            <w:rPr>
+                              <w:rFonts w:ascii="Times New Roman" w:eastAsia="Times New Roman" w:hAnsi="Times New Roman" w:cs="AL-Mohanad Bold" w:hint="cs"/>
+                              <w:b/>
+                              <w:bCs/>
+                              <w:sz w:val="20"/>
+                              <w:szCs w:val="20"/>
+                              <w:rtl/>
+                              <w:lang w:eastAsia="ar-SA"/>
+                            </w:rPr>
+                            <w:t xml:space="preserve"> 2 </w:t>
+                          </w:r>
+                          <w:r>
+                            <w:rPr>
+                              <w:rFonts w:ascii="Times New Roman" w:eastAsia="Times New Roman" w:hAnsi="Times New Roman" w:cs="AL-Mohanad Bold"/>
+                              <w:b/>
+                              <w:bCs/>
+                              <w:sz w:val="20"/>
+                              <w:szCs w:val="20"/>
+                              <w:rtl/>
+                              <w:lang w:eastAsia="ar-SA"/>
+                            </w:rPr>
+                            <w:t xml:space="preserve"> ) </w:t>
                           </w:r>
                         </w:p>
                         <w:p>
@@ -577,7 +717,11 @@
                               <w:lang w:eastAsia="ar-SA"/>
                             </w:rPr>
                           </w:pPr>
-                          <w:r>
+                        </w:p>
+                        <w:p>
+                          <w:pPr>
+                            <w:spacing w:after="0" w:line="240" w:lineRule="auto"/>
+                            <w:jc w:val="center"/>
                             <w:rPr>
                               <w:rFonts w:ascii="Times New Roman" w:eastAsia="Times New Roman" w:hAnsi="Times New Roman" w:cs="AL-Mohanad Bold"/>
                               <w:b/>
@@ -587,8 +731,7 @@
                               <w:rtl/>
                               <w:lang w:eastAsia="ar-SA"/>
                             </w:rPr>
-                            <w:t xml:space="preserve">الفصل الدراسي الأول 1448 هـ </w:t>
-                          </w:r>
+                          </w:pPr>
                         </w:p>
                         <w:p>
                           <w:pPr>
@@ -669,6 +812,56 @@
                         <w:bCs/>
                         <w:sz w:val="20"/>
                         <w:szCs w:val="20"/>
+                        <w:lang w:eastAsia="ar-SA"/>
+                      </w:rPr>
+                    </w:pPr>
+                    <w:r>
+                      <w:rPr>
+                        <w:rFonts w:ascii="Times New Roman" w:eastAsia="Times New Roman" w:hAnsi="Times New Roman" w:cs="AL-Mohanad Bold"/>
+                        <w:b/>
+                        <w:bCs/>
+                        <w:sz w:val="20"/>
+                        <w:szCs w:val="20"/>
+                        <w:rtl/>
+                        <w:lang w:eastAsia="ar-SA"/>
+                      </w:rPr>
+                      <w:t>الصف الثا</w:t>
+                    </w:r>
+                    <w:r>
+                      <w:rPr>
+                        <w:rFonts w:ascii="Times New Roman" w:eastAsia="Times New Roman" w:hAnsi="Times New Roman" w:cs="AL-Mohanad Bold" w:hint="cs"/>
+                        <w:b/>
+                        <w:bCs/>
+                        <w:sz w:val="20"/>
+                        <w:szCs w:val="20"/>
+                        <w:rtl/>
+                        <w:lang w:eastAsia="ar-SA"/>
+                      </w:rPr>
+                      <w:t>لث</w:t>
+                    </w:r>
+                    <w:r>
+                      <w:rPr>
+                        <w:rFonts w:ascii="Times New Roman" w:eastAsia="Times New Roman" w:hAnsi="Times New Roman" w:cs="AL-Mohanad Bold"/>
+                        <w:b/>
+                        <w:bCs/>
+                        <w:sz w:val="20"/>
+                        <w:szCs w:val="20"/>
+                        <w:rtl/>
+                        <w:lang w:eastAsia="ar-SA"/>
+                      </w:rPr>
+                      <w:t xml:space="preserve"> المتوسط</w:t>
+                    </w:r>
+                  </w:p>
+                  <w:p>
+                    <w:pPr>
+                      <w:spacing w:after="0" w:line="240" w:lineRule="auto"/>
+                      <w:jc w:val="center"/>
+                      <w:rPr>
+                        <w:rFonts w:ascii="Times New Roman" w:eastAsia="Times New Roman" w:hAnsi="Times New Roman" w:cs="AL-Mohanad Bold"/>
+                        <w:b/>
+                        <w:bCs/>
+                        <w:sz w:val="20"/>
+                        <w:szCs w:val="20"/>
                         <w:rtl/>
                         <w:lang w:eastAsia="ar-SA"/>
                       </w:rPr>
@@ -683,7 +876,58 @@
                         <w:rtl/>
                         <w:lang w:eastAsia="ar-SA"/>
                       </w:rPr>
-                      <w:t>الصف الثالث المتوسط</w:t>
+                      <w:t>الفصل الدراسي الأول 1448 هـ</w:t>
+                    </w:r>
+                  </w:p>
+                  <w:p>
+                    <w:pPr>
+                      <w:spacing w:after="0" w:line="240" w:lineRule="auto"/>
+                      <w:jc w:val="center"/>
+                      <w:rPr>
+                        <w:rFonts w:ascii="Times New Roman" w:eastAsia="Times New Roman" w:hAnsi="Times New Roman" w:cs="AL-Mohanad Bold"/>
+                        <w:b/>
+                        <w:bCs/>
+                        <w:sz w:val="20"/>
+                        <w:szCs w:val="20"/>
+                        <w:rtl/>
+                        <w:lang w:eastAsia="ar-SA"/>
+                      </w:rPr>
+                    </w:pPr>
+                    <w:r>
+                      <w:rPr>
+                        <w:rFonts w:ascii="Times New Roman" w:eastAsia="Times New Roman" w:hAnsi="Times New Roman" w:cs="AL-Mohanad Bold"/>
+                        <w:b/>
+                        <w:bCs/>
+                        <w:sz w:val="20"/>
+                        <w:szCs w:val="20"/>
+                        <w:rtl/>
+                        <w:lang w:eastAsia="ar-SA"/>
+                      </w:rPr>
+                      <w:t xml:space="preserve">ورقة رقم ( </w:t>
+                    </w:r>
+                    <w:r>
+                      <w:rPr>
+                        <w:rFonts w:ascii="Times New Roman" w:eastAsia="Times New Roman" w:hAnsi="Times New Roman" w:cs="AL-Mohanad Bold" w:hint="cs"/>
+                        <w:b/>
+                        <w:bCs/>
+                        <w:sz w:val="20"/>
+                        <w:szCs w:val="20"/>
+                        <w:rtl/>
+                        <w:lang w:eastAsia="ar-SA"/>
+                      </w:rPr>
+                      <w:t xml:space="preserve"> 2 </w:t>
+                    </w:r>
+                    <w:r>
+                      <w:rPr>
+                        <w:rFonts w:ascii="Times New Roman" w:eastAsia="Times New Roman" w:hAnsi="Times New Roman" w:cs="AL-Mohanad Bold"/>
+                        <w:b/>
+                        <w:bCs/>
+                        <w:sz w:val="20"/>
+                        <w:szCs w:val="20"/>
+                        <w:rtl/>
+                        <w:lang w:eastAsia="ar-SA"/>
+                      </w:rPr>
+                      <w:t xml:space="preserve"> ) </w:t>
                     </w:r>
                   </w:p>
                   <w:p>
@@ -727,7 +971,11 @@
                         <w:lang w:eastAsia="ar-SA"/>
                       </w:rPr>
                     </w:pPr>
-                    <w:r>
+                  </w:p>
+                  <w:p>
+                    <w:pPr>
+                      <w:spacing w:after="0" w:line="240" w:lineRule="auto"/>
+                      <w:jc w:val="center"/>
                       <w:rPr>
                         <w:rFonts w:ascii="Times New Roman" w:eastAsia="Times New Roman" w:hAnsi="Times New Roman" w:cs="AL-Mohanad Bold"/>
                         <w:b/>
@@ -737,8 +985,7 @@
                         <w:rtl/>
                         <w:lang w:eastAsia="ar-SA"/>
                       </w:rPr>
-                      <w:t xml:space="preserve">الفصل الدراسي الأول 1448 هـ </w:t>
-                    </w:r>
+                    </w:pPr>
                   </w:p>
                   <w:p>
                     <w:pPr>
@@ -1004,16 +1251,6 @@
       </w:rPr>
       <w:t>ــــــــــــــــــــــــــــــــــــــــــــــــــــــــــــــــــــــــــــــــــــــــــــــــــــــــــــــــــــــــــــــــــــــــــــــــــــــــــــــــــــــــــــــــــــــــــــــ</w:t>
     </w:r>
-  </w:p>
-</w:hdr>
-</file>
-
-<file path=word/header3.xml><?xml version="1.0" encoding="utf-8"?>
-<w:hdr xmlns:wpc="http://schemas.microsoft.com/office/word/2010/wordprocessingCanvas" xmlns:cx="http://schemas.microsoft.com/office/drawing/2014/chartex" xmlns:cx1="http://schemas.microsoft.com/office/drawing/2015/9/8/chartex" xmlns:cx2="http://schemas.microsoft.com/office/drawing/2015/10/21/chartex" xmlns:cx3="http://schemas.microsoft.com/office/drawing/2016/5/9/chartex" xmlns:cx4="http://schemas.microsoft.com/office/drawing/2016/5/10/chartex" xmlns:cx5="http://schemas.microsoft.com/office/drawing/2016/5/11/chartex" xmlns:cx6="http://schemas.microsoft.com/office/drawing/2016/5/12/chartex" xmlns:cx7="http://schemas.microsoft.com/office/drawing/2016/5/13/chartex" xmlns:cx8="http://schemas.microsoft.com/office/drawing/2016/5/14/chartex" xmlns:mc="http://schemas.openxmlformats.org/markup-compatibility/2006" xmlns:aink="http://schemas.microsoft.com/office/drawing/2016/ink" xmlns:am3d="http://schemas.microsoft.com/office/drawing/2017/model3d" xmlns:o="urn:schemas-microsoft-com:office:office" xmlns:oel="http://schemas.microsoft.com/office/2019/extlst" xmlns:r="http://schemas.openxmlformats.org/officeDocument/2006/relationships" xmlns:m="http://schemas.openxmlformats.org/officeDocument/2006/math" xmlns:v="urn:schemas-microsoft-com:vml" xmlns:wp14="http://schemas.microsoft.com/office/word/2010/wordprocessingDrawing" xmlns:wp="http://schemas.openxmlformats.org/drawingml/2006/wordprocessingDrawing" xmlns:w10="urn:schemas-microsoft-com:office:word" xmlns:w="http://schemas.openxmlformats.org/wordprocessingml/2006/main" xmlns:w14="http://schemas.microsoft.com/office/word/2010/wordml" xmlns:w15="http://schemas.microsoft.com/office/word/2012/wordml" xmlns:w16cex="http://schemas.microsoft.com/office/word/2018/wordml/cex" xmlns:w16cid="http://schemas.microsoft.com/office/word/2016/wordml/cid" xmlns:w16="http://schemas.microsoft.com/office/word/2018/wordml" xmlns:w16du="http://schemas.microsoft.com/office/word/2023/wordml/word16du" xmlns:w16sdtdh="http://schemas.microsoft.com/office/word/2020/wordml/sdtdatahash" xmlns:w16sdtfl="http://schemas.microsoft.com/office/word/2024/wordml/sdtformatlock" xmlns:w16se="http://schemas.microsoft.com/office/word/2015/wordml/symex" xmlns:wpg="http://schemas.microsoft.com/office/word/2010/wordprocessingGroup" xmlns:wpi="http://schemas.microsoft.com/office/word/2010/wordprocessingInk" xmlns:wne="http://schemas.microsoft.com/office/word/2006/wordml" xmlns:wps="http://schemas.microsoft.com/office/word/2010/wordprocessingShape" mc:Ignorable="w14 w15 w16se w16cid w16 w16cex w16sdtdh w16sdtfl w16du wp14">
-  <w:p>
-    <w:pPr>
-      <w:pStyle w:val="Header"/>
-    </w:pPr>
   </w:p>
 </w:hdr>
 </file>

--- a/1-2026-2027/3-M/1-Semester-1/2-/4- اوراق عمل/مهارات رقمية - ثالث متوسط - اسبوع 2.docx
+++ b/1-2026-2027/3-M/1-Semester-1/2-/4- اوراق عمل/مهارات رقمية - ثالث متوسط - اسبوع 2.docx
@@ -258,8 +258,12 @@
       </w:r>
     </w:p>
     <w:sectPr>
-      <w:headerReference w:type="default" r:id="rId9"/>
-      <w:footerReference w:type="default" r:id="rId10"/>
+      <w:headerReference w:type="even" r:id="rId9"/>
+      <w:headerReference w:type="default" r:id="rId10"/>
+      <w:footerReference w:type="even" r:id="rId11"/>
+      <w:footerReference w:type="default" r:id="rId12"/>
+      <w:headerReference w:type="first" r:id="rId13"/>
+      <w:footerReference w:type="first" r:id="rId14"/>
       <w:pgSz w:w="11906" w:h="16838"/>
       <w:pgMar w:top="720" w:right="720" w:bottom="720" w:left="720" w:header="708" w:footer="708" w:gutter="0"/>
       <w:pgBorders w:offsetFrom="page">
@@ -303,6 +307,16 @@
 </file>
 
 <file path=word/footer1.xml><?xml version="1.0" encoding="utf-8"?>
+<w:ftr xmlns:wpc="http://schemas.microsoft.com/office/word/2010/wordprocessingCanvas" xmlns:cx="http://schemas.microsoft.com/office/drawing/2014/chartex" xmlns:cx1="http://schemas.microsoft.com/office/drawing/2015/9/8/chartex" xmlns:cx2="http://schemas.microsoft.com/office/drawing/2015/10/21/chartex" xmlns:cx3="http://schemas.microsoft.com/office/drawing/2016/5/9/chartex" xmlns:cx4="http://schemas.microsoft.com/office/drawing/2016/5/10/chartex" xmlns:cx5="http://schemas.microsoft.com/office/drawing/2016/5/11/chartex" xmlns:cx6="http://schemas.microsoft.com/office/drawing/2016/5/12/chartex" xmlns:cx7="http://schemas.microsoft.com/office/drawing/2016/5/13/chartex" xmlns:cx8="http://schemas.microsoft.com/office/drawing/2016/5/14/chartex" xmlns:mc="http://schemas.openxmlformats.org/markup-compatibility/2006" xmlns:aink="http://schemas.microsoft.com/office/drawing/2016/ink" xmlns:am3d="http://schemas.microsoft.com/office/drawing/2017/model3d" xmlns:o="urn:schemas-microsoft-com:office:office" xmlns:oel="http://schemas.microsoft.com/office/2019/extlst" xmlns:r="http://schemas.openxmlformats.org/officeDocument/2006/relationships" xmlns:m="http://schemas.openxmlformats.org/officeDocument/2006/math" xmlns:v="urn:schemas-microsoft-com:vml" xmlns:wp14="http://schemas.microsoft.com/office/word/2010/wordprocessingDrawing" xmlns:wp="http://schemas.openxmlformats.org/drawingml/2006/wordprocessingDrawing" xmlns:w10="urn:schemas-microsoft-com:office:word" xmlns:w="http://schemas.openxmlformats.org/wordprocessingml/2006/main" xmlns:w14="http://schemas.microsoft.com/office/word/2010/wordml" xmlns:w15="http://schemas.microsoft.com/office/word/2012/wordml" xmlns:w16cex="http://schemas.microsoft.com/office/word/2018/wordml/cex" xmlns:w16cid="http://schemas.microsoft.com/office/word/2016/wordml/cid" xmlns:w16="http://schemas.microsoft.com/office/word/2018/wordml" xmlns:w16du="http://schemas.microsoft.com/office/word/2023/wordml/word16du" xmlns:w16sdtdh="http://schemas.microsoft.com/office/word/2020/wordml/sdtdatahash" xmlns:w16sdtfl="http://schemas.microsoft.com/office/word/2024/wordml/sdtformatlock" xmlns:w16se="http://schemas.microsoft.com/office/word/2015/wordml/symex" xmlns:wpg="http://schemas.microsoft.com/office/word/2010/wordprocessingGroup" xmlns:wpi="http://schemas.microsoft.com/office/word/2010/wordprocessingInk" xmlns:wne="http://schemas.microsoft.com/office/word/2006/wordml" xmlns:wps="http://schemas.microsoft.com/office/word/2010/wordprocessingShape" mc:Ignorable="w14 w15 w16se w16cid w16 w16cex w16sdtdh w16sdtfl w16du wp14">
+  <w:p>
+    <w:pPr>
+      <w:pStyle w:val="Footer"/>
+    </w:pPr>
+  </w:p>
+</w:ftr>
+</file>
+
+<file path=word/footer2.xml><?xml version="1.0" encoding="utf-8"?>
 <w:ftr xmlns:wpc="http://schemas.microsoft.com/office/word/2010/wordprocessingCanvas" xmlns:cx="http://schemas.microsoft.com/office/drawing/2014/chartex" xmlns:cx1="http://schemas.microsoft.com/office/drawing/2015/9/8/chartex" xmlns:cx2="http://schemas.microsoft.com/office/drawing/2015/10/21/chartex" xmlns:cx3="http://schemas.microsoft.com/office/drawing/2016/5/9/chartex" xmlns:cx4="http://schemas.microsoft.com/office/drawing/2016/5/10/chartex" xmlns:cx5="http://schemas.microsoft.com/office/drawing/2016/5/11/chartex" xmlns:cx6="http://schemas.microsoft.com/office/drawing/2016/5/12/chartex" xmlns:cx7="http://schemas.microsoft.com/office/drawing/2016/5/13/chartex" xmlns:cx8="http://schemas.microsoft.com/office/drawing/2016/5/14/chartex" xmlns:mc="http://schemas.openxmlformats.org/markup-compatibility/2006" xmlns:aink="http://schemas.microsoft.com/office/drawing/2016/ink" xmlns:am3d="http://schemas.microsoft.com/office/drawing/2017/model3d" xmlns:o="urn:schemas-microsoft-com:office:office" xmlns:oel="http://schemas.microsoft.com/office/2019/extlst" xmlns:r="http://schemas.openxmlformats.org/officeDocument/2006/relationships" xmlns:m="http://schemas.openxmlformats.org/officeDocument/2006/math" xmlns:v="urn:schemas-microsoft-com:vml" xmlns:wp14="http://schemas.microsoft.com/office/word/2010/wordprocessingDrawing" xmlns:wp="http://schemas.openxmlformats.org/drawingml/2006/wordprocessingDrawing" xmlns:w10="urn:schemas-microsoft-com:office:word" xmlns:w="http://schemas.openxmlformats.org/wordprocessingml/2006/main" xmlns:w14="http://schemas.microsoft.com/office/word/2010/wordml" xmlns:w15="http://schemas.microsoft.com/office/word/2012/wordml" xmlns:w16cex="http://schemas.microsoft.com/office/word/2018/wordml/cex" xmlns:w16cid="http://schemas.microsoft.com/office/word/2016/wordml/cid" xmlns:w16="http://schemas.microsoft.com/office/word/2018/wordml" xmlns:w16du="http://schemas.microsoft.com/office/word/2023/wordml/word16du" xmlns:w16sdtdh="http://schemas.microsoft.com/office/word/2020/wordml/sdtdatahash" xmlns:w16sdtfl="http://schemas.microsoft.com/office/word/2024/wordml/sdtformatlock" xmlns:w16se="http://schemas.microsoft.com/office/word/2015/wordml/symex" xmlns:wpg="http://schemas.microsoft.com/office/word/2010/wordprocessingGroup" xmlns:wpi="http://schemas.microsoft.com/office/word/2010/wordprocessingInk" xmlns:wne="http://schemas.microsoft.com/office/word/2006/wordml" xmlns:wps="http://schemas.microsoft.com/office/word/2010/wordprocessingShape" mc:Ignorable="w14 w15 w16se w16cid w16 w16cex w16sdtdh w16sdtfl w16du wp14">
   <w:tbl>
     <w:tblPr>
@@ -369,7 +383,14 @@
               <w:rtl/>
               <w:lang w:bidi="ar-EG"/>
             </w:rPr>
-            <w:t>مشرف المادة : د / رضا حرب</w:t>
+            <w:t xml:space="preserve">مشرف المادة : </w:t>
+          </w:r>
+          <w:r>
+            <w:rPr>
+              <w:rtl/>
+              <w:lang w:bidi="ar-EG"/>
+            </w:rPr>
+            <w:t>بهاء المهدي</w:t>
           </w:r>
         </w:p>
       </w:tc>
@@ -426,6 +447,16 @@
 </w:ftr>
 </file>
 
+<file path=word/footer3.xml><?xml version="1.0" encoding="utf-8"?>
+<w:ftr xmlns:wpc="http://schemas.microsoft.com/office/word/2010/wordprocessingCanvas" xmlns:cx="http://schemas.microsoft.com/office/drawing/2014/chartex" xmlns:cx1="http://schemas.microsoft.com/office/drawing/2015/9/8/chartex" xmlns:cx2="http://schemas.microsoft.com/office/drawing/2015/10/21/chartex" xmlns:cx3="http://schemas.microsoft.com/office/drawing/2016/5/9/chartex" xmlns:cx4="http://schemas.microsoft.com/office/drawing/2016/5/10/chartex" xmlns:cx5="http://schemas.microsoft.com/office/drawing/2016/5/11/chartex" xmlns:cx6="http://schemas.microsoft.com/office/drawing/2016/5/12/chartex" xmlns:cx7="http://schemas.microsoft.com/office/drawing/2016/5/13/chartex" xmlns:cx8="http://schemas.microsoft.com/office/drawing/2016/5/14/chartex" xmlns:mc="http://schemas.openxmlformats.org/markup-compatibility/2006" xmlns:aink="http://schemas.microsoft.com/office/drawing/2016/ink" xmlns:am3d="http://schemas.microsoft.com/office/drawing/2017/model3d" xmlns:o="urn:schemas-microsoft-com:office:office" xmlns:oel="http://schemas.microsoft.com/office/2019/extlst" xmlns:r="http://schemas.openxmlformats.org/officeDocument/2006/relationships" xmlns:m="http://schemas.openxmlformats.org/officeDocument/2006/math" xmlns:v="urn:schemas-microsoft-com:vml" xmlns:wp14="http://schemas.microsoft.com/office/word/2010/wordprocessingDrawing" xmlns:wp="http://schemas.openxmlformats.org/drawingml/2006/wordprocessingDrawing" xmlns:w10="urn:schemas-microsoft-com:office:word" xmlns:w="http://schemas.openxmlformats.org/wordprocessingml/2006/main" xmlns:w14="http://schemas.microsoft.com/office/word/2010/wordml" xmlns:w15="http://schemas.microsoft.com/office/word/2012/wordml" xmlns:w16cex="http://schemas.microsoft.com/office/word/2018/wordml/cex" xmlns:w16cid="http://schemas.microsoft.com/office/word/2016/wordml/cid" xmlns:w16="http://schemas.microsoft.com/office/word/2018/wordml" xmlns:w16du="http://schemas.microsoft.com/office/word/2023/wordml/word16du" xmlns:w16sdtdh="http://schemas.microsoft.com/office/word/2020/wordml/sdtdatahash" xmlns:w16sdtfl="http://schemas.microsoft.com/office/word/2024/wordml/sdtformatlock" xmlns:w16se="http://schemas.microsoft.com/office/word/2015/wordml/symex" xmlns:wpg="http://schemas.microsoft.com/office/word/2010/wordprocessingGroup" xmlns:wpi="http://schemas.microsoft.com/office/word/2010/wordprocessingInk" xmlns:wne="http://schemas.microsoft.com/office/word/2006/wordml" xmlns:wps="http://schemas.microsoft.com/office/word/2010/wordprocessingShape" mc:Ignorable="w14 w15 w16se w16cid w16 w16cex w16sdtdh w16sdtfl w16du wp14">
+  <w:p>
+    <w:pPr>
+      <w:pStyle w:val="Footer"/>
+    </w:pPr>
+  </w:p>
+</w:ftr>
+</file>
+
 <file path=word/footnotes.xml><?xml version="1.0" encoding="utf-8"?>
 <w:footnotes xmlns:wpc="http://schemas.microsoft.com/office/word/2010/wordprocessingCanvas" xmlns:cx="http://schemas.microsoft.com/office/drawing/2014/chartex" xmlns:cx1="http://schemas.microsoft.com/office/drawing/2015/9/8/chartex" xmlns:cx2="http://schemas.microsoft.com/office/drawing/2015/10/21/chartex" xmlns:cx3="http://schemas.microsoft.com/office/drawing/2016/5/9/chartex" xmlns:cx4="http://schemas.microsoft.com/office/drawing/2016/5/10/chartex" xmlns:cx5="http://schemas.microsoft.com/office/drawing/2016/5/11/chartex" xmlns:cx6="http://schemas.microsoft.com/office/drawing/2016/5/12/chartex" xmlns:cx7="http://schemas.microsoft.com/office/drawing/2016/5/13/chartex" xmlns:cx8="http://schemas.microsoft.com/office/drawing/2016/5/14/chartex" xmlns:mc="http://schemas.openxmlformats.org/markup-compatibility/2006" xmlns:aink="http://schemas.microsoft.com/office/drawing/2016/ink" xmlns:am3d="http://schemas.microsoft.com/office/drawing/2017/model3d" xmlns:o="urn:schemas-microsoft-com:office:office" xmlns:oel="http://schemas.microsoft.com/office/2019/extlst" xmlns:r="http://schemas.openxmlformats.org/officeDocument/2006/relationships" xmlns:m="http://schemas.openxmlformats.org/officeDocument/2006/math" xmlns:v="urn:schemas-microsoft-com:vml" xmlns:wp14="http://schemas.microsoft.com/office/word/2010/wordprocessingDrawing" xmlns:wp="http://schemas.openxmlformats.org/drawingml/2006/wordprocessingDrawing" xmlns:w10="urn:schemas-microsoft-com:office:word" xmlns:w="http://schemas.openxmlformats.org/wordprocessingml/2006/main" xmlns:w14="http://schemas.microsoft.com/office/word/2010/wordml" xmlns:w15="http://schemas.microsoft.com/office/word/2012/wordml" xmlns:w16cex="http://schemas.microsoft.com/office/word/2018/wordml/cex" xmlns:w16cid="http://schemas.microsoft.com/office/word/2016/wordml/cid" xmlns:w16="http://schemas.microsoft.com/office/word/2018/wordml" xmlns:w16du="http://schemas.microsoft.com/office/word/2023/wordml/word16du" xmlns:w16sdtdh="http://schemas.microsoft.com/office/word/2020/wordml/sdtdatahash" xmlns:w16sdtfl="http://schemas.microsoft.com/office/word/2024/wordml/sdtformatlock" xmlns:w16se="http://schemas.microsoft.com/office/word/2015/wordml/symex" xmlns:wpg="http://schemas.microsoft.com/office/word/2010/wordprocessingGroup" xmlns:wpi="http://schemas.microsoft.com/office/word/2010/wordprocessingInk" xmlns:wne="http://schemas.microsoft.com/office/word/2006/wordml" xmlns:wps="http://schemas.microsoft.com/office/word/2010/wordprocessingShape" mc:Ignorable="w14 w15 w16se w16cid w16 w16cex w16sdtdh w16sdtfl w16du wp14">
   <w:footnote w:type="separator" w:id="-1">
@@ -452,6 +483,16 @@
 </file>
 
 <file path=word/header1.xml><?xml version="1.0" encoding="utf-8"?>
+<w:hdr xmlns:wpc="http://schemas.microsoft.com/office/word/2010/wordprocessingCanvas" xmlns:cx="http://schemas.microsoft.com/office/drawing/2014/chartex" xmlns:cx1="http://schemas.microsoft.com/office/drawing/2015/9/8/chartex" xmlns:cx2="http://schemas.microsoft.com/office/drawing/2015/10/21/chartex" xmlns:cx3="http://schemas.microsoft.com/office/drawing/2016/5/9/chartex" xmlns:cx4="http://schemas.microsoft.com/office/drawing/2016/5/10/chartex" xmlns:cx5="http://schemas.microsoft.com/office/drawing/2016/5/11/chartex" xmlns:cx6="http://schemas.microsoft.com/office/drawing/2016/5/12/chartex" xmlns:cx7="http://schemas.microsoft.com/office/drawing/2016/5/13/chartex" xmlns:cx8="http://schemas.microsoft.com/office/drawing/2016/5/14/chartex" xmlns:mc="http://schemas.openxmlformats.org/markup-compatibility/2006" xmlns:aink="http://schemas.microsoft.com/office/drawing/2016/ink" xmlns:am3d="http://schemas.microsoft.com/office/drawing/2017/model3d" xmlns:o="urn:schemas-microsoft-com:office:office" xmlns:oel="http://schemas.microsoft.com/office/2019/extlst" xmlns:r="http://schemas.openxmlformats.org/officeDocument/2006/relationships" xmlns:m="http://schemas.openxmlformats.org/officeDocument/2006/math" xmlns:v="urn:schemas-microsoft-com:vml" xmlns:wp14="http://schemas.microsoft.com/office/word/2010/wordprocessingDrawing" xmlns:wp="http://schemas.openxmlformats.org/drawingml/2006/wordprocessingDrawing" xmlns:w10="urn:schemas-microsoft-com:office:word" xmlns:w="http://schemas.openxmlformats.org/wordprocessingml/2006/main" xmlns:w14="http://schemas.microsoft.com/office/word/2010/wordml" xmlns:w15="http://schemas.microsoft.com/office/word/2012/wordml" xmlns:w16cex="http://schemas.microsoft.com/office/word/2018/wordml/cex" xmlns:w16cid="http://schemas.microsoft.com/office/word/2016/wordml/cid" xmlns:w16="http://schemas.microsoft.com/office/word/2018/wordml" xmlns:w16du="http://schemas.microsoft.com/office/word/2023/wordml/word16du" xmlns:w16sdtdh="http://schemas.microsoft.com/office/word/2020/wordml/sdtdatahash" xmlns:w16sdtfl="http://schemas.microsoft.com/office/word/2024/wordml/sdtformatlock" xmlns:w16se="http://schemas.microsoft.com/office/word/2015/wordml/symex" xmlns:wpg="http://schemas.microsoft.com/office/word/2010/wordprocessingGroup" xmlns:wpi="http://schemas.microsoft.com/office/word/2010/wordprocessingInk" xmlns:wne="http://schemas.microsoft.com/office/word/2006/wordml" xmlns:wps="http://schemas.microsoft.com/office/word/2010/wordprocessingShape" mc:Ignorable="w14 w15 w16se w16cid w16 w16cex w16sdtdh w16sdtfl w16du wp14">
+  <w:p>
+    <w:pPr>
+      <w:pStyle w:val="Header"/>
+    </w:pPr>
+  </w:p>
+</w:hdr>
+</file>
+
+<file path=word/header2.xml><?xml version="1.0" encoding="utf-8"?>
 <w:hdr xmlns:wpc="http://schemas.microsoft.com/office/word/2010/wordprocessingCanvas" xmlns:cx="http://schemas.microsoft.com/office/drawing/2014/chartex" xmlns:cx1="http://schemas.microsoft.com/office/drawing/2015/9/8/chartex" xmlns:cx2="http://schemas.microsoft.com/office/drawing/2015/10/21/chartex" xmlns:cx3="http://schemas.microsoft.com/office/drawing/2016/5/9/chartex" xmlns:cx4="http://schemas.microsoft.com/office/drawing/2016/5/10/chartex" xmlns:cx5="http://schemas.microsoft.com/office/drawing/2016/5/11/chartex" xmlns:cx6="http://schemas.microsoft.com/office/drawing/2016/5/12/chartex" xmlns:cx7="http://schemas.microsoft.com/office/drawing/2016/5/13/chartex" xmlns:cx8="http://schemas.microsoft.com/office/drawing/2016/5/14/chartex" xmlns:mc="http://schemas.openxmlformats.org/markup-compatibility/2006" xmlns:aink="http://schemas.microsoft.com/office/drawing/2016/ink" xmlns:am3d="http://schemas.microsoft.com/office/drawing/2017/model3d" xmlns:o="urn:schemas-microsoft-com:office:office" xmlns:oel="http://schemas.microsoft.com/office/2019/extlst" xmlns:r="http://schemas.openxmlformats.org/officeDocument/2006/relationships" xmlns:m="http://schemas.openxmlformats.org/officeDocument/2006/math" xmlns:v="urn:schemas-microsoft-com:vml" xmlns:wp14="http://schemas.microsoft.com/office/word/2010/wordprocessingDrawing" xmlns:wp="http://schemas.openxmlformats.org/drawingml/2006/wordprocessingDrawing" xmlns:w10="urn:schemas-microsoft-com:office:word" xmlns:w="http://schemas.openxmlformats.org/wordprocessingml/2006/main" xmlns:w14="http://schemas.microsoft.com/office/word/2010/wordml" xmlns:w15="http://schemas.microsoft.com/office/word/2012/wordml" xmlns:w16cex="http://schemas.microsoft.com/office/word/2018/wordml/cex" xmlns:w16cid="http://schemas.microsoft.com/office/word/2016/wordml/cid" xmlns:w16="http://schemas.microsoft.com/office/word/2018/wordml" xmlns:w16du="http://schemas.microsoft.com/office/word/2023/wordml/word16du" xmlns:w16sdtdh="http://schemas.microsoft.com/office/word/2020/wordml/sdtdatahash" xmlns:w16sdtfl="http://schemas.microsoft.com/office/word/2024/wordml/sdtformatlock" xmlns:w16se="http://schemas.microsoft.com/office/word/2015/wordml/symex" xmlns:wpg="http://schemas.microsoft.com/office/word/2010/wordprocessingGroup" xmlns:wpi="http://schemas.microsoft.com/office/word/2010/wordprocessingInk" xmlns:wne="http://schemas.microsoft.com/office/word/2006/wordml" xmlns:wps="http://schemas.microsoft.com/office/word/2010/wordprocessingShape" mc:Ignorable="w14 w15 w16se w16cid w16 w16cex w16sdtdh w16sdtfl w16du wp14">
   <w:p>
     <w:pPr>
@@ -1251,6 +1292,16 @@
       </w:rPr>
       <w:t>ــــــــــــــــــــــــــــــــــــــــــــــــــــــــــــــــــــــــــــــــــــــــــــــــــــــــــــــــــــــــــــــــــــــــــــــــــــــــــــــــــــــــــــــــــــــــــــــ</w:t>
     </w:r>
+  </w:p>
+</w:hdr>
+</file>
+
+<file path=word/header3.xml><?xml version="1.0" encoding="utf-8"?>
+<w:hdr xmlns:wpc="http://schemas.microsoft.com/office/word/2010/wordprocessingCanvas" xmlns:cx="http://schemas.microsoft.com/office/drawing/2014/chartex" xmlns:cx1="http://schemas.microsoft.com/office/drawing/2015/9/8/chartex" xmlns:cx2="http://schemas.microsoft.com/office/drawing/2015/10/21/chartex" xmlns:cx3="http://schemas.microsoft.com/office/drawing/2016/5/9/chartex" xmlns:cx4="http://schemas.microsoft.com/office/drawing/2016/5/10/chartex" xmlns:cx5="http://schemas.microsoft.com/office/drawing/2016/5/11/chartex" xmlns:cx6="http://schemas.microsoft.com/office/drawing/2016/5/12/chartex" xmlns:cx7="http://schemas.microsoft.com/office/drawing/2016/5/13/chartex" xmlns:cx8="http://schemas.microsoft.com/office/drawing/2016/5/14/chartex" xmlns:mc="http://schemas.openxmlformats.org/markup-compatibility/2006" xmlns:aink="http://schemas.microsoft.com/office/drawing/2016/ink" xmlns:am3d="http://schemas.microsoft.com/office/drawing/2017/model3d" xmlns:o="urn:schemas-microsoft-com:office:office" xmlns:oel="http://schemas.microsoft.com/office/2019/extlst" xmlns:r="http://schemas.openxmlformats.org/officeDocument/2006/relationships" xmlns:m="http://schemas.openxmlformats.org/officeDocument/2006/math" xmlns:v="urn:schemas-microsoft-com:vml" xmlns:wp14="http://schemas.microsoft.com/office/word/2010/wordprocessingDrawing" xmlns:wp="http://schemas.openxmlformats.org/drawingml/2006/wordprocessingDrawing" xmlns:w10="urn:schemas-microsoft-com:office:word" xmlns:w="http://schemas.openxmlformats.org/wordprocessingml/2006/main" xmlns:w14="http://schemas.microsoft.com/office/word/2010/wordml" xmlns:w15="http://schemas.microsoft.com/office/word/2012/wordml" xmlns:w16cex="http://schemas.microsoft.com/office/word/2018/wordml/cex" xmlns:w16cid="http://schemas.microsoft.com/office/word/2016/wordml/cid" xmlns:w16="http://schemas.microsoft.com/office/word/2018/wordml" xmlns:w16du="http://schemas.microsoft.com/office/word/2023/wordml/word16du" xmlns:w16sdtdh="http://schemas.microsoft.com/office/word/2020/wordml/sdtdatahash" xmlns:w16sdtfl="http://schemas.microsoft.com/office/word/2024/wordml/sdtformatlock" xmlns:w16se="http://schemas.microsoft.com/office/word/2015/wordml/symex" xmlns:wpg="http://schemas.microsoft.com/office/word/2010/wordprocessingGroup" xmlns:wpi="http://schemas.microsoft.com/office/word/2010/wordprocessingInk" xmlns:wne="http://schemas.microsoft.com/office/word/2006/wordml" xmlns:wps="http://schemas.microsoft.com/office/word/2010/wordprocessingShape" mc:Ignorable="w14 w15 w16se w16cid w16 w16cex w16sdtdh w16sdtfl w16du wp14">
+  <w:p>
+    <w:pPr>
+      <w:pStyle w:val="Header"/>
+    </w:pPr>
   </w:p>
 </w:hdr>
 </file>
